--- a/powerapps/GUIDE-PDF-APPRECIATION.docx
+++ b/powerapps/GUIDE-PDF-APPRECIATION.docx
@@ -100,6 +100,24 @@
       </w:r>
       <w:r>
         <w:t xml:space="preserve">—</w:t>
+      </w:r>
+      <w:r>
+        <w:t xml:space="preserve"> </w:t>
+      </w:r>
+      <w:r>
+        <w:t xml:space="preserve">version</w:t>
+      </w:r>
+      <w:r>
+        <w:t xml:space="preserve"> </w:t>
+      </w:r>
+      <w:r>
+        <w:t xml:space="preserve">finale</w:t>
+      </w:r>
+      <w:r>
+        <w:t xml:space="preserve"> </w:t>
+      </w:r>
+      <w:r>
+        <w:t xml:space="preserve">du</w:t>
       </w:r>
       <w:r>
         <w:t xml:space="preserve"> </w:t>
@@ -1549,7 +1567,22 @@
         <w:t xml:space="preserve">Site Appréciations</w:t>
       </w:r>
       <w:r>
-        <w:t xml:space="preserve">. Dans le bac à sable, c’est votre site SandBoxAnnieAudet.</w:t>
+        <w:t xml:space="preserve"> </w:t>
+      </w:r>
+      <w:r>
+        <w:t xml:space="preserve">(nom technique</w:t>
+      </w:r>
+      <w:r>
+        <w:t xml:space="preserve"> </w:t>
+      </w:r>
+      <w:r>
+        <w:rPr>
+          <w:rStyle w:val="VerbatimChar"/>
+        </w:rPr>
+        <w:t xml:space="preserve">rhdsst_SiteApprciations</w:t>
+      </w:r>
+      <w:r>
+        <w:t xml:space="preserve">), choisie dans le contenu dynamique. Dans le bac à sable, c’est votre site SandBoxAnnieAudet.</w:t>
       </w:r>
     </w:p>
     <w:p>
@@ -2409,6 +2442,69 @@
     <w:p>
       <w:pPr>
         <w:pStyle w:val="FirstParagraph"/>
+      </w:pPr>
+      <w:r>
+        <w:rPr>
+          <w:bCs/>
+          <w:b/>
+        </w:rPr>
+        <w:t xml:space="preserve">Si</w:t>
+      </w:r>
+      <w:r>
+        <w:rPr>
+          <w:bCs/>
+          <w:b/>
+        </w:rPr>
+        <w:t xml:space="preserve"> </w:t>
+      </w:r>
+      <w:r>
+        <w:rPr>
+          <w:rStyle w:val="VerbatimChar"/>
+          <w:bCs/>
+          <w:b/>
+        </w:rPr>
+        <w:t xml:space="preserve">.lien</w:t>
+      </w:r>
+      <w:r>
+        <w:rPr>
+          <w:bCs/>
+          <w:b/>
+        </w:rPr>
+        <w:t xml:space="preserve"> </w:t>
+      </w:r>
+      <w:r>
+        <w:rPr>
+          <w:bCs/>
+          <w:b/>
+        </w:rPr>
+        <w:t xml:space="preserve">est souligné en rouge :</w:t>
+      </w:r>
+      <w:r>
+        <w:t xml:space="preserve"> </w:t>
+      </w:r>
+      <w:r>
+        <w:t xml:space="preserve">le flux a été ajouté avant sa dernière action. Dans le volet Power Automate, faites … ›</w:t>
+      </w:r>
+      <w:r>
+        <w:t xml:space="preserve"> </w:t>
+      </w:r>
+      <w:r>
+        <w:rPr>
+          <w:bCs/>
+          <w:b/>
+        </w:rPr>
+        <w:t xml:space="preserve">Actualiser</w:t>
+      </w:r>
+      <w:r>
+        <w:t xml:space="preserve"> </w:t>
+      </w:r>
+      <w:r>
+        <w:t xml:space="preserve">sur GenererPDFAppreciation (ou retirez-le et ajoutez-le de nouveau).</w:t>
+      </w:r>
+    </w:p>
+    <w:p>
+      <w:pPr>
+        <w:pStyle w:val="BodyText"/>
       </w:pPr>
       <w:r>
         <w:rPr>

--- a/powerapps/GUIDE-PDF-APPRECIATION.docx
+++ b/powerapps/GUIDE-PDF-APPRECIATION.docx
@@ -1474,17 +1474,7 @@
         <w:t xml:space="preserve"> </w:t>
       </w:r>
       <w:r>
-        <w:rPr>
-          <w:bCs/>
-          <w:b/>
-        </w:rPr>
-        <w:t xml:space="preserve">nomFichier</w:t>
-      </w:r>
-      <w:r>
-        <w:t xml:space="preserve"> </w:t>
-      </w:r>
-      <w:r>
-        <w:t xml:space="preserve">suivi de</w:t>
+        <w:t xml:space="preserve">l’expression (fx)</w:t>
       </w:r>
       <w:r>
         <w:t xml:space="preserve"> </w:t>
@@ -1493,7 +1483,7 @@
         <w:rPr>
           <w:rStyle w:val="VerbatimChar"/>
         </w:rPr>
-        <w:t xml:space="preserve">.pdf</w:t>
+        <w:t xml:space="preserve">concat(triggerBody()?['text'], '.pdf')</w:t>
       </w:r>
       <w:r>
         <w:t xml:space="preserve">.</w:t>

--- a/powerapps/GUIDE-PDF-APPRECIATION.docx
+++ b/powerapps/GUIDE-PDF-APPRECIATION.docx
@@ -33,36 +33,6 @@
       <w:r>
         <w:t xml:space="preserve">l’appréciation</w:t>
       </w:r>
-      <w:r>
-        <w:t xml:space="preserve"> </w:t>
-      </w:r>
-      <w:r>
-        <w:t xml:space="preserve">et</w:t>
-      </w:r>
-      <w:r>
-        <w:t xml:space="preserve"> </w:t>
-      </w:r>
-      <w:r>
-        <w:t xml:space="preserve">du</w:t>
-      </w:r>
-      <w:r>
-        <w:t xml:space="preserve"> </w:t>
-      </w:r>
-      <w:r>
-        <w:t xml:space="preserve">plan</w:t>
-      </w:r>
-      <w:r>
-        <w:t xml:space="preserve"> </w:t>
-      </w:r>
-      <w:r>
-        <w:t xml:space="preserve">de</w:t>
-      </w:r>
-      <w:r>
-        <w:t xml:space="preserve"> </w:t>
-      </w:r>
-      <w:r>
-        <w:t xml:space="preserve">développement</w:t>
-      </w:r>
     </w:p>
     <w:p>
       <w:pPr>
@@ -260,33 +230,32 @@
         <w:pStyle w:val="Compact"/>
       </w:pPr>
       <w:r>
-        <w:rPr>
-          <w:bCs/>
-          <w:b/>
-        </w:rPr>
-        <w:t xml:space="preserve">🖨️ Créer le PDF du plan</w:t>
-      </w:r>
-      <w:r>
-        <w:t xml:space="preserve"> </w:t>
-      </w:r>
-      <w:r>
-        <w:t xml:space="preserve">(onglet Plan de développement) produit le</w:t>
-      </w:r>
-      <w:r>
-        <w:t xml:space="preserve"> </w:t>
-      </w:r>
-      <w:r>
-        <w:rPr>
-          <w:bCs/>
-          <w:b/>
-        </w:rPr>
-        <w:t xml:space="preserve">PDF du plan</w:t>
-      </w:r>
-      <w:r>
-        <w:t xml:space="preserve"> </w:t>
-      </w:r>
-      <w:r>
-        <w:t xml:space="preserve">: objectifs à venir, développement des compétences et nouveaux besoins.</w:t>
+        <w:t xml:space="preserve">Le PDF est</w:t>
+      </w:r>
+      <w:r>
+        <w:t xml:space="preserve"> </w:t>
+      </w:r>
+      <w:r>
+        <w:rPr>
+          <w:bCs/>
+          <w:b/>
+        </w:rPr>
+        <w:t xml:space="preserve">joint au dossier</w:t>
+      </w:r>
+      <w:r>
+        <w:t xml:space="preserve">, comme pièce jointe de l’élément de la liste Appreciations :</w:t>
+      </w:r>
+      <w:r>
+        <w:t xml:space="preserve"> </w:t>
+      </w:r>
+      <w:r>
+        <w:rPr>
+          <w:rStyle w:val="VerbatimChar"/>
+        </w:rPr>
+        <w:t xml:space="preserve">Appreciation_dossierN.pdf</w:t>
+      </w:r>
+      <w:r>
+        <w:t xml:space="preserve">.</w:t>
       </w:r>
     </w:p>
     <w:p>
@@ -298,59 +267,33 @@
         <w:pStyle w:val="Compact"/>
       </w:pPr>
       <w:r>
-        <w:t xml:space="preserve">Les deux PDF sont</w:t>
-      </w:r>
-      <w:r>
-        <w:t xml:space="preserve"> </w:t>
-      </w:r>
-      <w:r>
-        <w:rPr>
-          <w:bCs/>
-          <w:b/>
-        </w:rPr>
-        <w:t xml:space="preserve">joints au dossier</w:t>
-      </w:r>
-      <w:r>
-        <w:t xml:space="preserve">, comme pièces jointes de l’élément de la liste Appreciations :</w:t>
-      </w:r>
-    </w:p>
-    <w:p>
-      <w:pPr>
-        <w:numPr>
-          <w:ilvl w:val="1"/>
-          <w:numId w:val="1003"/>
-        </w:numPr>
-        <w:pStyle w:val="Compact"/>
-      </w:pPr>
-      <w:r>
-        <w:rPr>
-          <w:rStyle w:val="VerbatimChar"/>
-        </w:rPr>
-        <w:t xml:space="preserve">Appreciation_dossierN.pdf</w:t>
-      </w:r>
-      <w:r>
-        <w:t xml:space="preserve"> </w:t>
-      </w:r>
-      <w:r>
-        <w:t xml:space="preserve">;</w:t>
-      </w:r>
-    </w:p>
-    <w:p>
-      <w:pPr>
-        <w:numPr>
-          <w:ilvl w:val="1"/>
-          <w:numId w:val="1003"/>
-        </w:numPr>
-        <w:pStyle w:val="Compact"/>
-      </w:pPr>
-      <w:r>
-        <w:rPr>
-          <w:rStyle w:val="VerbatimChar"/>
-        </w:rPr>
-        <w:t xml:space="preserve">Plan_developpement_dossierN.pdf</w:t>
-      </w:r>
-      <w:r>
-        <w:t xml:space="preserve">.</w:t>
+        <w:rPr>
+          <w:bCs/>
+          <w:b/>
+        </w:rPr>
+        <w:t xml:space="preserve">Une seule version</w:t>
+      </w:r>
+      <w:r>
+        <w:t xml:space="preserve"> </w:t>
+      </w:r>
+      <w:r>
+        <w:t xml:space="preserve">: chaque nouvelle demande</w:t>
+      </w:r>
+      <w:r>
+        <w:t xml:space="preserve"> </w:t>
+      </w:r>
+      <w:r>
+        <w:rPr>
+          <w:bCs/>
+          <w:b/>
+        </w:rPr>
+        <w:t xml:space="preserve">remplace</w:t>
+      </w:r>
+      <w:r>
+        <w:t xml:space="preserve"> </w:t>
+      </w:r>
+      <w:r>
+        <w:t xml:space="preserve">l’ancienne.</w:t>
       </w:r>
     </w:p>
     <w:p>
@@ -362,33 +305,23 @@
         <w:pStyle w:val="Compact"/>
       </w:pPr>
       <w:r>
-        <w:rPr>
-          <w:bCs/>
-          <w:b/>
-        </w:rPr>
-        <w:t xml:space="preserve">Une seule version</w:t>
-      </w:r>
-      <w:r>
-        <w:t xml:space="preserve"> </w:t>
-      </w:r>
-      <w:r>
-        <w:t xml:space="preserve">de chaque PDF : chaque nouvelle demande</w:t>
-      </w:r>
-      <w:r>
-        <w:t xml:space="preserve"> </w:t>
-      </w:r>
-      <w:r>
-        <w:rPr>
-          <w:bCs/>
-          <w:b/>
-        </w:rPr>
-        <w:t xml:space="preserve">remplace</w:t>
-      </w:r>
-      <w:r>
-        <w:t xml:space="preserve"> </w:t>
-      </w:r>
-      <w:r>
-        <w:t xml:space="preserve">l’ancienne.</w:t>
+        <w:t xml:space="preserve">Le PDF a</w:t>
+      </w:r>
+      <w:r>
+        <w:t xml:space="preserve"> </w:t>
+      </w:r>
+      <w:r>
+        <w:rPr>
+          <w:bCs/>
+          <w:b/>
+        </w:rPr>
+        <w:t xml:space="preserve">les mêmes accès que le dossier</w:t>
+      </w:r>
+      <w:r>
+        <w:t xml:space="preserve"> </w:t>
+      </w:r>
+      <w:r>
+        <w:t xml:space="preserve">: la personne, ses supérieurs, le directeur si requis et les RH. Personne d’autre.</w:t>
       </w:r>
     </w:p>
     <w:p>
@@ -400,74 +333,111 @@
         <w:pStyle w:val="Compact"/>
       </w:pPr>
       <w:r>
-        <w:t xml:space="preserve">Le PDF a</w:t>
-      </w:r>
-      <w:r>
-        <w:t xml:space="preserve"> </w:t>
-      </w:r>
-      <w:r>
-        <w:rPr>
-          <w:bCs/>
-          <w:b/>
-        </w:rPr>
-        <w:t xml:space="preserve">les mêmes accès que le dossier</w:t>
-      </w:r>
-      <w:r>
-        <w:t xml:space="preserve"> </w:t>
-      </w:r>
-      <w:r>
-        <w:t xml:space="preserve">: la personne, ses supérieurs, le directeur si requis et les RH. Personne d’autre.</w:t>
+        <w:t xml:space="preserve">On l’ouvre avec</w:t>
+      </w:r>
+      <w:r>
+        <w:t xml:space="preserve"> </w:t>
+      </w:r>
+      <w:r>
+        <w:rPr>
+          <w:bCs/>
+          <w:b/>
+        </w:rPr>
+        <w:t xml:space="preserve">📄 Ouvrir le PDF</w:t>
+      </w:r>
+      <w:r>
+        <w:t xml:space="preserve">, dans le formulaire, ou avec</w:t>
+      </w:r>
+      <w:r>
+        <w:t xml:space="preserve"> </w:t>
+      </w:r>
+      <w:r>
+        <w:rPr>
+          <w:bCs/>
+          <w:b/>
+        </w:rPr>
+        <w:t xml:space="preserve">📄 PDF</w:t>
+      </w:r>
+      <w:r>
+        <w:t xml:space="preserve"> </w:t>
+      </w:r>
+      <w:r>
+        <w:t xml:space="preserve">sur la ligne du dossier, dans</w:t>
+      </w:r>
+      <w:r>
+        <w:t xml:space="preserve"> </w:t>
+      </w:r>
+      <w:r>
+        <w:rPr>
+          <w:bCs/>
+          <w:b/>
+        </w:rPr>
+        <w:t xml:space="preserve">Mes dossiers</w:t>
+      </w:r>
+      <w:r>
+        <w:t xml:space="preserve">.</w:t>
+      </w:r>
+    </w:p>
+    <w:p>
+      <w:pPr>
+        <w:pStyle w:val="FirstParagraph"/>
+      </w:pPr>
+      <w:r>
+        <w:rPr>
+          <w:bCs/>
+          <w:b/>
+        </w:rPr>
+        <w:t xml:space="preserve">Comment ça marche :</w:t>
       </w:r>
     </w:p>
     <w:p>
       <w:pPr>
         <w:numPr>
           <w:ilvl w:val="0"/>
-          <w:numId w:val="1001"/>
-        </w:numPr>
-        <w:pStyle w:val="Compact"/>
-      </w:pPr>
-      <w:r>
-        <w:t xml:space="preserve">On l’ouvre avec</w:t>
-      </w:r>
-      <w:r>
-        <w:t xml:space="preserve"> </w:t>
-      </w:r>
-      <w:r>
-        <w:rPr>
-          <w:bCs/>
-          <w:b/>
-        </w:rPr>
-        <w:t xml:space="preserve">📄 Ouvrir le PDF</w:t>
-      </w:r>
-      <w:r>
-        <w:t xml:space="preserve">, dans le formulaire, ou avec</w:t>
-      </w:r>
-      <w:r>
-        <w:t xml:space="preserve"> </w:t>
-      </w:r>
-      <w:r>
-        <w:rPr>
-          <w:bCs/>
-          <w:b/>
-        </w:rPr>
-        <w:t xml:space="preserve">📄 PDF</w:t>
-      </w:r>
-      <w:r>
-        <w:t xml:space="preserve"> </w:t>
-      </w:r>
-      <w:r>
-        <w:t xml:space="preserve">sur la ligne du dossier, dans</w:t>
-      </w:r>
-      <w:r>
-        <w:t xml:space="preserve"> </w:t>
-      </w:r>
-      <w:r>
-        <w:rPr>
-          <w:bCs/>
-          <w:b/>
-        </w:rPr>
-        <w:t xml:space="preserve">Mes dossiers</w:t>
+          <w:numId w:val="1003"/>
+        </w:numPr>
+        <w:pStyle w:val="Compact"/>
+      </w:pPr>
+      <w:r>
+        <w:t xml:space="preserve">L’application assemble la page en HTML.</w:t>
+      </w:r>
+    </w:p>
+    <w:p>
+      <w:pPr>
+        <w:numPr>
+          <w:ilvl w:val="0"/>
+          <w:numId w:val="1003"/>
+        </w:numPr>
+        <w:pStyle w:val="Compact"/>
+      </w:pPr>
+      <w:r>
+        <w:t xml:space="preserve">Le flux</w:t>
+      </w:r>
+      <w:r>
+        <w:t xml:space="preserve"> </w:t>
+      </w:r>
+      <w:r>
+        <w:rPr>
+          <w:bCs/>
+          <w:b/>
+        </w:rPr>
+        <w:t xml:space="preserve">GenererPDFAppreciation</w:t>
+      </w:r>
+      <w:r>
+        <w:t xml:space="preserve"> </w:t>
+      </w:r>
+      <w:r>
+        <w:t xml:space="preserve">la convertit en PDF avec</w:t>
+      </w:r>
+      <w:r>
+        <w:t xml:space="preserve"> </w:t>
+      </w:r>
+      <w:r>
+        <w:rPr>
+          <w:bCs/>
+          <w:b/>
+        </w:rPr>
+        <w:t xml:space="preserve">OneDrive Entreprise › Convertir un fichier</w:t>
       </w:r>
       <w:r>
         <w:t xml:space="preserve">.</w:t>
@@ -475,86 +445,21 @@
     </w:p>
     <w:p>
       <w:pPr>
-        <w:pStyle w:val="FirstParagraph"/>
-      </w:pPr>
-      <w:r>
-        <w:rPr>
-          <w:bCs/>
-          <w:b/>
-        </w:rPr>
-        <w:t xml:space="preserve">Comment ça marche :</w:t>
-      </w:r>
-    </w:p>
-    <w:p>
-      <w:pPr>
         <w:numPr>
           <w:ilvl w:val="0"/>
-          <w:numId w:val="1004"/>
-        </w:numPr>
-        <w:pStyle w:val="Compact"/>
-      </w:pPr>
-      <w:r>
-        <w:t xml:space="preserve">L’application assemble la page en HTML.</w:t>
+          <w:numId w:val="1003"/>
+        </w:numPr>
+        <w:pStyle w:val="Compact"/>
+      </w:pPr>
+      <w:r>
+        <w:t xml:space="preserve">Le flux supprime l’ancienne pièce jointe du même nom et joint le nouveau PDF au dossier.</w:t>
       </w:r>
     </w:p>
     <w:p>
       <w:pPr>
         <w:numPr>
           <w:ilvl w:val="0"/>
-          <w:numId w:val="1004"/>
-        </w:numPr>
-        <w:pStyle w:val="Compact"/>
-      </w:pPr>
-      <w:r>
-        <w:t xml:space="preserve">Le flux</w:t>
-      </w:r>
-      <w:r>
-        <w:t xml:space="preserve"> </w:t>
-      </w:r>
-      <w:r>
-        <w:rPr>
-          <w:bCs/>
-          <w:b/>
-        </w:rPr>
-        <w:t xml:space="preserve">GenererPDFAppreciation</w:t>
-      </w:r>
-      <w:r>
-        <w:t xml:space="preserve"> </w:t>
-      </w:r>
-      <w:r>
-        <w:t xml:space="preserve">la convertit en PDF avec</w:t>
-      </w:r>
-      <w:r>
-        <w:t xml:space="preserve"> </w:t>
-      </w:r>
-      <w:r>
-        <w:rPr>
-          <w:bCs/>
-          <w:b/>
-        </w:rPr>
-        <w:t xml:space="preserve">OneDrive Entreprise › Convertir un fichier</w:t>
-      </w:r>
-      <w:r>
-        <w:t xml:space="preserve">.</w:t>
-      </w:r>
-    </w:p>
-    <w:p>
-      <w:pPr>
-        <w:numPr>
-          <w:ilvl w:val="0"/>
-          <w:numId w:val="1004"/>
-        </w:numPr>
-        <w:pStyle w:val="Compact"/>
-      </w:pPr>
-      <w:r>
-        <w:t xml:space="preserve">Le flux supprime l’ancienne pièce jointe du même nom et joint le nouveau PDF au dossier.</w:t>
-      </w:r>
-    </w:p>
-    <w:p>
-      <w:pPr>
-        <w:numPr>
-          <w:ilvl w:val="0"/>
-          <w:numId w:val="1004"/>
+          <w:numId w:val="1003"/>
         </w:numPr>
         <w:pStyle w:val="Compact"/>
       </w:pPr>
@@ -676,35 +581,6 @@
               <w:rPr>
                 <w:rStyle w:val="VerbatimChar"/>
               </w:rPr>
-              <w:t xml:space="preserve">btnImprimer-Plan-OnSelect.txt</w:t>
-            </w:r>
-          </w:p>
-        </w:tc>
-        <w:tc>
-          <w:tcPr/>
-          <w:p>
-            <w:pPr>
-              <w:pStyle w:val="Compact"/>
-              <w:jc w:val="left"/>
-            </w:pPr>
-            <w:r>
-              <w:t xml:space="preserve">Formule du bouton Créer le PDF du plan</w:t>
-            </w:r>
-          </w:p>
-        </w:tc>
-      </w:tr>
-      <w:tr>
-        <w:tc>
-          <w:tcPr/>
-          <w:p>
-            <w:pPr>
-              <w:pStyle w:val="Compact"/>
-              <w:jc w:val="left"/>
-            </w:pPr>
-            <w:r>
-              <w:rPr>
-                <w:rStyle w:val="VerbatimChar"/>
-              </w:rPr>
               <w:t xml:space="preserve">FLUX-FINAUX.txt</w:t>
             </w:r>
             <w:r>
@@ -752,7 +628,7 @@
               <w:jc w:val="left"/>
             </w:pPr>
             <w:r>
-              <w:t xml:space="preserve">Le programme qui produit les deux formules (pour les modifier)</w:t>
+              <w:t xml:space="preserve">Le programme qui produit la formule (pour la modifier)</w:t>
             </w:r>
           </w:p>
         </w:tc>
@@ -819,7 +695,7 @@
       <w:pPr>
         <w:numPr>
           <w:ilvl w:val="0"/>
-          <w:numId w:val="1005"/>
+          <w:numId w:val="1004"/>
         </w:numPr>
         <w:pStyle w:val="Compact"/>
       </w:pPr>
@@ -844,7 +720,7 @@
       <w:pPr>
         <w:numPr>
           <w:ilvl w:val="0"/>
-          <w:numId w:val="1005"/>
+          <w:numId w:val="1004"/>
         </w:numPr>
         <w:pStyle w:val="Compact"/>
       </w:pPr>
@@ -881,7 +757,7 @@
       <w:pPr>
         <w:numPr>
           <w:ilvl w:val="0"/>
-          <w:numId w:val="1005"/>
+          <w:numId w:val="1004"/>
         </w:numPr>
         <w:pStyle w:val="Compact"/>
       </w:pPr>
@@ -1139,16 +1015,109 @@
       <w:pPr>
         <w:numPr>
           <w:ilvl w:val="0"/>
+          <w:numId w:val="1005"/>
+        </w:numPr>
+        <w:pStyle w:val="Compact"/>
+      </w:pPr>
+      <w:r>
+        <w:rPr>
+          <w:bCs/>
+          <w:b/>
+        </w:rPr>
+        <w:t xml:space="preserve">OneDrive Entreprise › Créer un fichier</w:t>
+      </w:r>
+    </w:p>
+    <w:p>
+      <w:pPr>
+        <w:numPr>
+          <w:ilvl w:val="1"/>
           <w:numId w:val="1006"/>
         </w:numPr>
         <w:pStyle w:val="Compact"/>
       </w:pPr>
       <w:r>
-        <w:rPr>
-          <w:bCs/>
-          <w:b/>
-        </w:rPr>
-        <w:t xml:space="preserve">OneDrive Entreprise › Créer un fichier</w:t>
+        <w:t xml:space="preserve">Dossier :</w:t>
+      </w:r>
+      <w:r>
+        <w:t xml:space="preserve"> </w:t>
+      </w:r>
+      <w:r>
+        <w:rPr>
+          <w:rStyle w:val="VerbatimChar"/>
+        </w:rPr>
+        <w:t xml:space="preserve">/</w:t>
+      </w:r>
+    </w:p>
+    <w:p>
+      <w:pPr>
+        <w:numPr>
+          <w:ilvl w:val="1"/>
+          <w:numId w:val="1006"/>
+        </w:numPr>
+        <w:pStyle w:val="Compact"/>
+      </w:pPr>
+      <w:r>
+        <w:t xml:space="preserve">Nom :</w:t>
+      </w:r>
+      <w:r>
+        <w:t xml:space="preserve"> </w:t>
+      </w:r>
+      <w:r>
+        <w:rPr>
+          <w:bCs/>
+          <w:b/>
+        </w:rPr>
+        <w:t xml:space="preserve">nomFichier</w:t>
+      </w:r>
+      <w:r>
+        <w:t xml:space="preserve">, puis tapez</w:t>
+      </w:r>
+      <w:r>
+        <w:t xml:space="preserve"> </w:t>
+      </w:r>
+      <w:r>
+        <w:rPr>
+          <w:rStyle w:val="VerbatimChar"/>
+        </w:rPr>
+        <w:t xml:space="preserve">.html</w:t>
+      </w:r>
+    </w:p>
+    <w:p>
+      <w:pPr>
+        <w:numPr>
+          <w:ilvl w:val="1"/>
+          <w:numId w:val="1006"/>
+        </w:numPr>
+        <w:pStyle w:val="Compact"/>
+      </w:pPr>
+      <w:r>
+        <w:t xml:space="preserve">Contenu :</w:t>
+      </w:r>
+      <w:r>
+        <w:t xml:space="preserve"> </w:t>
+      </w:r>
+      <w:r>
+        <w:rPr>
+          <w:bCs/>
+          <w:b/>
+        </w:rPr>
+        <w:t xml:space="preserve">html</w:t>
+      </w:r>
+    </w:p>
+    <w:p>
+      <w:pPr>
+        <w:numPr>
+          <w:ilvl w:val="0"/>
+          <w:numId w:val="1005"/>
+        </w:numPr>
+        <w:pStyle w:val="Compact"/>
+      </w:pPr>
+      <w:r>
+        <w:rPr>
+          <w:bCs/>
+          <w:b/>
+        </w:rPr>
+        <w:t xml:space="preserve">OneDrive Entreprise › Convertir un fichier</w:t>
       </w:r>
     </w:p>
     <w:p>
@@ -1160,16 +1129,23 @@
         <w:pStyle w:val="Compact"/>
       </w:pPr>
       <w:r>
-        <w:t xml:space="preserve">Dossier :</w:t>
-      </w:r>
-      <w:r>
-        <w:t xml:space="preserve"> </w:t>
-      </w:r>
-      <w:r>
-        <w:rPr>
-          <w:rStyle w:val="VerbatimChar"/>
-        </w:rPr>
-        <w:t xml:space="preserve">/</w:t>
+        <w:t xml:space="preserve">Fichier :</w:t>
+      </w:r>
+      <w:r>
+        <w:t xml:space="preserve"> </w:t>
+      </w:r>
+      <w:r>
+        <w:rPr>
+          <w:bCs/>
+          <w:b/>
+        </w:rPr>
+        <w:t xml:space="preserve">Id</w:t>
+      </w:r>
+      <w:r>
+        <w:t xml:space="preserve"> </w:t>
+      </w:r>
+      <w:r>
+        <w:t xml:space="preserve">(de l’action 1)</w:t>
       </w:r>
     </w:p>
     <w:p>
@@ -1181,20 +1157,36 @@
         <w:pStyle w:val="Compact"/>
       </w:pPr>
       <w:r>
-        <w:t xml:space="preserve">Nom :</w:t>
-      </w:r>
-      <w:r>
-        <w:t xml:space="preserve"> </w:t>
-      </w:r>
-      <w:r>
-        <w:rPr>
-          <w:bCs/>
-          <w:b/>
-        </w:rPr>
-        <w:t xml:space="preserve">nomFichier</w:t>
-      </w:r>
-      <w:r>
-        <w:t xml:space="preserve">, puis tapez</w:t>
+        <w:t xml:space="preserve">Type cible :</w:t>
+      </w:r>
+      <w:r>
+        <w:t xml:space="preserve"> </w:t>
+      </w:r>
+      <w:r>
+        <w:rPr>
+          <w:bCs/>
+          <w:b/>
+        </w:rPr>
+        <w:t xml:space="preserve">PDF</w:t>
+      </w:r>
+    </w:p>
+    <w:p>
+      <w:pPr>
+        <w:numPr>
+          <w:ilvl w:val="0"/>
+          <w:numId w:val="1005"/>
+        </w:numPr>
+        <w:pStyle w:val="Compact"/>
+      </w:pPr>
+      <w:r>
+        <w:rPr>
+          <w:bCs/>
+          <w:b/>
+        </w:rPr>
+        <w:t xml:space="preserve">SharePoint › Obtenir les pièces jointes</w:t>
+      </w:r>
+      <w:r>
+        <w:t xml:space="preserve">, renommée</w:t>
       </w:r>
       <w:r>
         <w:t xml:space="preserve"> </w:t>
@@ -1203,45 +1195,7 @@
         <w:rPr>
           <w:rStyle w:val="VerbatimChar"/>
         </w:rPr>
-        <w:t xml:space="preserve">.html</w:t>
-      </w:r>
-    </w:p>
-    <w:p>
-      <w:pPr>
-        <w:numPr>
-          <w:ilvl w:val="1"/>
-          <w:numId w:val="1007"/>
-        </w:numPr>
-        <w:pStyle w:val="Compact"/>
-      </w:pPr>
-      <w:r>
-        <w:t xml:space="preserve">Contenu :</w:t>
-      </w:r>
-      <w:r>
-        <w:t xml:space="preserve"> </w:t>
-      </w:r>
-      <w:r>
-        <w:rPr>
-          <w:bCs/>
-          <w:b/>
-        </w:rPr>
-        <w:t xml:space="preserve">html</w:t>
-      </w:r>
-    </w:p>
-    <w:p>
-      <w:pPr>
-        <w:numPr>
-          <w:ilvl w:val="0"/>
-          <w:numId w:val="1006"/>
-        </w:numPr>
-        <w:pStyle w:val="Compact"/>
-      </w:pPr>
-      <w:r>
-        <w:rPr>
-          <w:bCs/>
-          <w:b/>
-        </w:rPr>
-        <w:t xml:space="preserve">OneDrive Entreprise › Convertir un fichier</w:t>
+        <w:t xml:space="preserve">Pieces jointes</w:t>
       </w:r>
     </w:p>
     <w:p>
@@ -1253,23 +1207,17 @@
         <w:pStyle w:val="Compact"/>
       </w:pPr>
       <w:r>
-        <w:t xml:space="preserve">Fichier :</w:t>
-      </w:r>
-      <w:r>
-        <w:t xml:space="preserve"> </w:t>
-      </w:r>
-      <w:r>
-        <w:rPr>
-          <w:bCs/>
-          <w:b/>
-        </w:rPr>
-        <w:t xml:space="preserve">Id</w:t>
-      </w:r>
-      <w:r>
-        <w:t xml:space="preserve"> </w:t>
-      </w:r>
-      <w:r>
-        <w:t xml:space="preserve">(de l’action 1)</w:t>
+        <w:t xml:space="preserve">Site : variable</w:t>
+      </w:r>
+      <w:r>
+        <w:t xml:space="preserve"> </w:t>
+      </w:r>
+      <w:r>
+        <w:rPr>
+          <w:bCs/>
+          <w:b/>
+        </w:rPr>
+        <w:t xml:space="preserve">Site Appréciations</w:t>
       </w:r>
     </w:p>
     <w:p>
@@ -1281,33 +1229,55 @@
         <w:pStyle w:val="Compact"/>
       </w:pPr>
       <w:r>
-        <w:t xml:space="preserve">Type cible :</w:t>
-      </w:r>
-      <w:r>
-        <w:t xml:space="preserve"> </w:t>
-      </w:r>
-      <w:r>
-        <w:rPr>
-          <w:bCs/>
-          <w:b/>
-        </w:rPr>
-        <w:t xml:space="preserve">PDF</w:t>
+        <w:t xml:space="preserve">Liste : variable</w:t>
+      </w:r>
+      <w:r>
+        <w:t xml:space="preserve"> </w:t>
+      </w:r>
+      <w:r>
+        <w:rPr>
+          <w:bCs/>
+          <w:b/>
+        </w:rPr>
+        <w:t xml:space="preserve">Liste Appreciations</w:t>
+      </w:r>
+    </w:p>
+    <w:p>
+      <w:pPr>
+        <w:numPr>
+          <w:ilvl w:val="1"/>
+          <w:numId w:val="1008"/>
+        </w:numPr>
+        <w:pStyle w:val="Compact"/>
+      </w:pPr>
+      <w:r>
+        <w:t xml:space="preserve">Id :</w:t>
+      </w:r>
+      <w:r>
+        <w:t xml:space="preserve"> </w:t>
+      </w:r>
+      <w:r>
+        <w:rPr>
+          <w:bCs/>
+          <w:b/>
+        </w:rPr>
+        <w:t xml:space="preserve">idDossier</w:t>
       </w:r>
     </w:p>
     <w:p>
       <w:pPr>
         <w:numPr>
           <w:ilvl w:val="0"/>
-          <w:numId w:val="1006"/>
-        </w:numPr>
-        <w:pStyle w:val="Compact"/>
-      </w:pPr>
-      <w:r>
-        <w:rPr>
-          <w:bCs/>
-          <w:b/>
-        </w:rPr>
-        <w:t xml:space="preserve">SharePoint › Obtenir les pièces jointes</w:t>
+          <w:numId w:val="1005"/>
+        </w:numPr>
+        <w:pStyle w:val="Compact"/>
+      </w:pPr>
+      <w:r>
+        <w:rPr>
+          <w:bCs/>
+          <w:b/>
+        </w:rPr>
+        <w:t xml:space="preserve">Contrôle › Appliquer à chacun</w:t>
       </w:r>
       <w:r>
         <w:t xml:space="preserve">, renommée</w:t>
@@ -1319,7 +1289,80 @@
         <w:rPr>
           <w:rStyle w:val="VerbatimChar"/>
         </w:rPr>
-        <w:t xml:space="preserve">Pieces jointes</w:t>
+        <w:t xml:space="preserve">Anciennes versions</w:t>
+      </w:r>
+      <w:r>
+        <w:t xml:space="preserve">, sur le</w:t>
+      </w:r>
+      <w:r>
+        <w:t xml:space="preserve"> </w:t>
+      </w:r>
+      <w:r>
+        <w:rPr>
+          <w:bCs/>
+          <w:b/>
+        </w:rPr>
+        <w:t xml:space="preserve">Corps</w:t>
+      </w:r>
+      <w:r>
+        <w:t xml:space="preserve"> </w:t>
+      </w:r>
+      <w:r>
+        <w:t xml:space="preserve">de « Pieces jointes ». Dedans, une</w:t>
+      </w:r>
+      <w:r>
+        <w:t xml:space="preserve"> </w:t>
+      </w:r>
+      <w:r>
+        <w:rPr>
+          <w:bCs/>
+          <w:b/>
+        </w:rPr>
+        <w:t xml:space="preserve">Condition</w:t>
+      </w:r>
+      <w:r>
+        <w:t xml:space="preserve"> </w:t>
+      </w:r>
+      <w:r>
+        <w:t xml:space="preserve">:</w:t>
+      </w:r>
+      <w:r>
+        <w:t xml:space="preserve"> </w:t>
+      </w:r>
+      <w:r>
+        <w:rPr>
+          <w:bCs/>
+          <w:b/>
+        </w:rPr>
+        <w:t xml:space="preserve">Nom d’affichage</w:t>
+      </w:r>
+      <w:r>
+        <w:t xml:space="preserve"> </w:t>
+      </w:r>
+      <w:r>
+        <w:rPr>
+          <w:iCs/>
+          <w:i/>
+        </w:rPr>
+        <w:t xml:space="preserve">est égal à</w:t>
+      </w:r>
+      <w:r>
+        <w:t xml:space="preserve"> </w:t>
+      </w:r>
+      <w:r>
+        <w:t xml:space="preserve">l’expression (fx)</w:t>
+      </w:r>
+      <w:r>
+        <w:t xml:space="preserve"> </w:t>
+      </w:r>
+      <w:r>
+        <w:rPr>
+          <w:rStyle w:val="VerbatimChar"/>
+        </w:rPr>
+        <w:t xml:space="preserve">concat(triggerBody()?['text'], '.pdf')</w:t>
+      </w:r>
+      <w:r>
+        <w:t xml:space="preserve">.</w:t>
       </w:r>
     </w:p>
     <w:p>
@@ -1331,46 +1374,149 @@
         <w:pStyle w:val="Compact"/>
       </w:pPr>
       <w:r>
-        <w:t xml:space="preserve">Site : variable</w:t>
-      </w:r>
-      <w:r>
-        <w:t xml:space="preserve"> </w:t>
-      </w:r>
-      <w:r>
-        <w:rPr>
-          <w:bCs/>
-          <w:b/>
-        </w:rPr>
-        <w:t xml:space="preserve">Site Appréciations</w:t>
+        <w:rPr>
+          <w:bCs/>
+          <w:b/>
+        </w:rPr>
+        <w:t xml:space="preserve">Si oui</w:t>
+      </w:r>
+      <w:r>
+        <w:t xml:space="preserve"> </w:t>
+      </w:r>
+      <w:r>
+        <w:t xml:space="preserve">:</w:t>
+      </w:r>
+      <w:r>
+        <w:t xml:space="preserve"> </w:t>
+      </w:r>
+      <w:r>
+        <w:rPr>
+          <w:bCs/>
+          <w:b/>
+        </w:rPr>
+        <w:t xml:space="preserve">SharePoint › Supprimer la pièce jointe</w:t>
+      </w:r>
+    </w:p>
+    <w:p>
+      <w:pPr>
+        <w:numPr>
+          <w:ilvl w:val="2"/>
+          <w:numId w:val="1010"/>
+        </w:numPr>
+        <w:pStyle w:val="Compact"/>
+      </w:pPr>
+      <w:r>
+        <w:t xml:space="preserve">Site et liste : idem</w:t>
+      </w:r>
+    </w:p>
+    <w:p>
+      <w:pPr>
+        <w:numPr>
+          <w:ilvl w:val="2"/>
+          <w:numId w:val="1010"/>
+        </w:numPr>
+        <w:pStyle w:val="Compact"/>
+      </w:pPr>
+      <w:r>
+        <w:t xml:space="preserve">Id :</w:t>
+      </w:r>
+      <w:r>
+        <w:t xml:space="preserve"> </w:t>
+      </w:r>
+      <w:r>
+        <w:rPr>
+          <w:bCs/>
+          <w:b/>
+        </w:rPr>
+        <w:t xml:space="preserve">idDossier</w:t>
+      </w:r>
+    </w:p>
+    <w:p>
+      <w:pPr>
+        <w:numPr>
+          <w:ilvl w:val="2"/>
+          <w:numId w:val="1010"/>
+        </w:numPr>
+        <w:pStyle w:val="Compact"/>
+      </w:pPr>
+      <w:r>
+        <w:t xml:space="preserve">Id de la pièce jointe :</w:t>
+      </w:r>
+      <w:r>
+        <w:t xml:space="preserve"> </w:t>
+      </w:r>
+      <w:r>
+        <w:rPr>
+          <w:bCs/>
+          <w:b/>
+        </w:rPr>
+        <w:t xml:space="preserve">Id</w:t>
+      </w:r>
+    </w:p>
+    <w:p>
+      <w:pPr>
+        <w:numPr>
+          <w:ilvl w:val="0"/>
+          <w:numId w:val="1005"/>
+        </w:numPr>
+        <w:pStyle w:val="Compact"/>
+      </w:pPr>
+      <w:r>
+        <w:rPr>
+          <w:bCs/>
+          <w:b/>
+        </w:rPr>
+        <w:t xml:space="preserve">SharePoint › Ajouter une pièce jointe</w:t>
+      </w:r>
+      <w:r>
+        <w:t xml:space="preserve">, renommée</w:t>
+      </w:r>
+      <w:r>
+        <w:t xml:space="preserve"> </w:t>
+      </w:r>
+      <w:r>
+        <w:rPr>
+          <w:rStyle w:val="VerbatimChar"/>
+        </w:rPr>
+        <w:t xml:space="preserve">Ajouter PDF</w:t>
+      </w:r>
+      <w:r>
+        <w:t xml:space="preserve">,</w:t>
+      </w:r>
+      <w:r>
+        <w:t xml:space="preserve"> </w:t>
+      </w:r>
+      <w:r>
+        <w:rPr>
+          <w:bCs/>
+          <w:b/>
+        </w:rPr>
+        <w:t xml:space="preserve">sous</w:t>
+      </w:r>
+      <w:r>
+        <w:t xml:space="preserve"> </w:t>
+      </w:r>
+      <w:r>
+        <w:t xml:space="preserve">la boucle</w:t>
       </w:r>
     </w:p>
     <w:p>
       <w:pPr>
         <w:numPr>
           <w:ilvl w:val="1"/>
-          <w:numId w:val="1009"/>
-        </w:numPr>
-        <w:pStyle w:val="Compact"/>
-      </w:pPr>
-      <w:r>
-        <w:t xml:space="preserve">Liste : variable</w:t>
-      </w:r>
-      <w:r>
-        <w:t xml:space="preserve"> </w:t>
-      </w:r>
-      <w:r>
-        <w:rPr>
-          <w:bCs/>
-          <w:b/>
-        </w:rPr>
-        <w:t xml:space="preserve">Liste Appreciations</w:t>
+          <w:numId w:val="1011"/>
+        </w:numPr>
+        <w:pStyle w:val="Compact"/>
+      </w:pPr>
+      <w:r>
+        <w:t xml:space="preserve">Site et liste : idem</w:t>
       </w:r>
     </w:p>
     <w:p>
       <w:pPr>
         <w:numPr>
           <w:ilvl w:val="1"/>
-          <w:numId w:val="1009"/>
+          <w:numId w:val="1011"/>
         </w:numPr>
         <w:pStyle w:val="Compact"/>
       </w:pPr>
@@ -1391,237 +1537,79 @@
     <w:p>
       <w:pPr>
         <w:numPr>
+          <w:ilvl w:val="1"/>
+          <w:numId w:val="1011"/>
+        </w:numPr>
+        <w:pStyle w:val="Compact"/>
+      </w:pPr>
+      <w:r>
+        <w:t xml:space="preserve">Nom :</w:t>
+      </w:r>
+      <w:r>
+        <w:t xml:space="preserve"> </w:t>
+      </w:r>
+      <w:r>
+        <w:rPr>
+          <w:bCs/>
+          <w:b/>
+        </w:rPr>
+        <w:t xml:space="preserve">nomFichier</w:t>
+      </w:r>
+      <w:r>
+        <w:t xml:space="preserve">, puis tapez</w:t>
+      </w:r>
+      <w:r>
+        <w:t xml:space="preserve"> </w:t>
+      </w:r>
+      <w:r>
+        <w:rPr>
+          <w:rStyle w:val="VerbatimChar"/>
+        </w:rPr>
+        <w:t xml:space="preserve">.pdf</w:t>
+      </w:r>
+    </w:p>
+    <w:p>
+      <w:pPr>
+        <w:numPr>
+          <w:ilvl w:val="1"/>
+          <w:numId w:val="1011"/>
+        </w:numPr>
+        <w:pStyle w:val="Compact"/>
+      </w:pPr>
+      <w:r>
+        <w:t xml:space="preserve">Contenu :</w:t>
+      </w:r>
+      <w:r>
+        <w:t xml:space="preserve"> </w:t>
+      </w:r>
+      <w:r>
+        <w:rPr>
+          <w:bCs/>
+          <w:b/>
+        </w:rPr>
+        <w:t xml:space="preserve">Contenu du fichier</w:t>
+      </w:r>
+      <w:r>
+        <w:t xml:space="preserve"> </w:t>
+      </w:r>
+      <w:r>
+        <w:t xml:space="preserve">(de l’action 2)</w:t>
+      </w:r>
+    </w:p>
+    <w:p>
+      <w:pPr>
+        <w:numPr>
           <w:ilvl w:val="0"/>
-          <w:numId w:val="1006"/>
-        </w:numPr>
-        <w:pStyle w:val="Compact"/>
-      </w:pPr>
-      <w:r>
-        <w:rPr>
-          <w:bCs/>
-          <w:b/>
-        </w:rPr>
-        <w:t xml:space="preserve">Contrôle › Appliquer à chacun</w:t>
-      </w:r>
-      <w:r>
-        <w:t xml:space="preserve">, renommée</w:t>
-      </w:r>
-      <w:r>
-        <w:t xml:space="preserve"> </w:t>
-      </w:r>
-      <w:r>
-        <w:rPr>
-          <w:rStyle w:val="VerbatimChar"/>
-        </w:rPr>
-        <w:t xml:space="preserve">Anciennes versions</w:t>
-      </w:r>
-      <w:r>
-        <w:t xml:space="preserve">, sur le</w:t>
-      </w:r>
-      <w:r>
-        <w:t xml:space="preserve"> </w:t>
-      </w:r>
-      <w:r>
-        <w:rPr>
-          <w:bCs/>
-          <w:b/>
-        </w:rPr>
-        <w:t xml:space="preserve">Corps</w:t>
-      </w:r>
-      <w:r>
-        <w:t xml:space="preserve"> </w:t>
-      </w:r>
-      <w:r>
-        <w:t xml:space="preserve">de « Pieces jointes ». Dedans, une</w:t>
-      </w:r>
-      <w:r>
-        <w:t xml:space="preserve"> </w:t>
-      </w:r>
-      <w:r>
-        <w:rPr>
-          <w:bCs/>
-          <w:b/>
-        </w:rPr>
-        <w:t xml:space="preserve">Condition</w:t>
-      </w:r>
-      <w:r>
-        <w:t xml:space="preserve"> </w:t>
-      </w:r>
-      <w:r>
-        <w:t xml:space="preserve">:</w:t>
-      </w:r>
-      <w:r>
-        <w:t xml:space="preserve"> </w:t>
-      </w:r>
-      <w:r>
-        <w:rPr>
-          <w:bCs/>
-          <w:b/>
-        </w:rPr>
-        <w:t xml:space="preserve">Nom d’affichage</w:t>
-      </w:r>
-      <w:r>
-        <w:t xml:space="preserve"> </w:t>
-      </w:r>
-      <w:r>
-        <w:rPr>
-          <w:iCs/>
-          <w:i/>
-        </w:rPr>
-        <w:t xml:space="preserve">est égal à</w:t>
-      </w:r>
-      <w:r>
-        <w:t xml:space="preserve"> </w:t>
-      </w:r>
-      <w:r>
-        <w:t xml:space="preserve">l’expression (fx)</w:t>
-      </w:r>
-      <w:r>
-        <w:t xml:space="preserve"> </w:t>
-      </w:r>
-      <w:r>
-        <w:rPr>
-          <w:rStyle w:val="VerbatimChar"/>
-        </w:rPr>
-        <w:t xml:space="preserve">concat(triggerBody()?['text'], '.pdf')</w:t>
-      </w:r>
-      <w:r>
-        <w:t xml:space="preserve">.</w:t>
-      </w:r>
-    </w:p>
-    <w:p>
-      <w:pPr>
-        <w:numPr>
-          <w:ilvl w:val="1"/>
-          <w:numId w:val="1010"/>
-        </w:numPr>
-        <w:pStyle w:val="Compact"/>
-      </w:pPr>
-      <w:r>
-        <w:rPr>
-          <w:bCs/>
-          <w:b/>
-        </w:rPr>
-        <w:t xml:space="preserve">Si oui</w:t>
-      </w:r>
-      <w:r>
-        <w:t xml:space="preserve"> </w:t>
-      </w:r>
-      <w:r>
-        <w:t xml:space="preserve">:</w:t>
-      </w:r>
-      <w:r>
-        <w:t xml:space="preserve"> </w:t>
-      </w:r>
-      <w:r>
-        <w:rPr>
-          <w:bCs/>
-          <w:b/>
-        </w:rPr>
-        <w:t xml:space="preserve">SharePoint › Supprimer la pièce jointe</w:t>
-      </w:r>
-    </w:p>
-    <w:p>
-      <w:pPr>
-        <w:numPr>
-          <w:ilvl w:val="2"/>
-          <w:numId w:val="1011"/>
-        </w:numPr>
-        <w:pStyle w:val="Compact"/>
-      </w:pPr>
-      <w:r>
-        <w:t xml:space="preserve">Site et liste : idem</w:t>
-      </w:r>
-    </w:p>
-    <w:p>
-      <w:pPr>
-        <w:numPr>
-          <w:ilvl w:val="2"/>
-          <w:numId w:val="1011"/>
-        </w:numPr>
-        <w:pStyle w:val="Compact"/>
-      </w:pPr>
-      <w:r>
-        <w:t xml:space="preserve">Id :</w:t>
-      </w:r>
-      <w:r>
-        <w:t xml:space="preserve"> </w:t>
-      </w:r>
-      <w:r>
-        <w:rPr>
-          <w:bCs/>
-          <w:b/>
-        </w:rPr>
-        <w:t xml:space="preserve">idDossier</w:t>
-      </w:r>
-    </w:p>
-    <w:p>
-      <w:pPr>
-        <w:numPr>
-          <w:ilvl w:val="2"/>
-          <w:numId w:val="1011"/>
-        </w:numPr>
-        <w:pStyle w:val="Compact"/>
-      </w:pPr>
-      <w:r>
-        <w:t xml:space="preserve">Id de la pièce jointe :</w:t>
-      </w:r>
-      <w:r>
-        <w:t xml:space="preserve"> </w:t>
-      </w:r>
-      <w:r>
-        <w:rPr>
-          <w:bCs/>
-          <w:b/>
-        </w:rPr>
-        <w:t xml:space="preserve">Id</w:t>
-      </w:r>
-    </w:p>
-    <w:p>
-      <w:pPr>
-        <w:numPr>
-          <w:ilvl w:val="0"/>
-          <w:numId w:val="1006"/>
-        </w:numPr>
-        <w:pStyle w:val="Compact"/>
-      </w:pPr>
-      <w:r>
-        <w:rPr>
-          <w:bCs/>
-          <w:b/>
-        </w:rPr>
-        <w:t xml:space="preserve">SharePoint › Ajouter une pièce jointe</w:t>
-      </w:r>
-      <w:r>
-        <w:t xml:space="preserve">, renommée</w:t>
-      </w:r>
-      <w:r>
-        <w:t xml:space="preserve"> </w:t>
-      </w:r>
-      <w:r>
-        <w:rPr>
-          <w:rStyle w:val="VerbatimChar"/>
-        </w:rPr>
-        <w:t xml:space="preserve">Ajouter PDF</w:t>
-      </w:r>
-      <w:r>
-        <w:t xml:space="preserve">,</w:t>
-      </w:r>
-      <w:r>
-        <w:t xml:space="preserve"> </w:t>
-      </w:r>
-      <w:r>
-        <w:rPr>
-          <w:bCs/>
-          <w:b/>
-        </w:rPr>
-        <w:t xml:space="preserve">sous</w:t>
-      </w:r>
-      <w:r>
-        <w:t xml:space="preserve"> </w:t>
-      </w:r>
-      <w:r>
-        <w:t xml:space="preserve">la boucle</w:t>
+          <w:numId w:val="1005"/>
+        </w:numPr>
+        <w:pStyle w:val="Compact"/>
+      </w:pPr>
+      <w:r>
+        <w:rPr>
+          <w:bCs/>
+          <w:b/>
+        </w:rPr>
+        <w:t xml:space="preserve">OneDrive Entreprise › Supprimer un fichier</w:t>
       </w:r>
     </w:p>
     <w:p>
@@ -1633,107 +1621,39 @@
         <w:pStyle w:val="Compact"/>
       </w:pPr>
       <w:r>
-        <w:t xml:space="preserve">Site et liste : idem</w:t>
-      </w:r>
-    </w:p>
-    <w:p>
-      <w:pPr>
-        <w:numPr>
-          <w:ilvl w:val="1"/>
-          <w:numId w:val="1012"/>
-        </w:numPr>
-        <w:pStyle w:val="Compact"/>
-      </w:pPr>
-      <w:r>
-        <w:t xml:space="preserve">Id :</w:t>
-      </w:r>
-      <w:r>
-        <w:t xml:space="preserve"> </w:t>
-      </w:r>
-      <w:r>
-        <w:rPr>
-          <w:bCs/>
-          <w:b/>
-        </w:rPr>
-        <w:t xml:space="preserve">idDossier</w:t>
-      </w:r>
-    </w:p>
-    <w:p>
-      <w:pPr>
-        <w:numPr>
-          <w:ilvl w:val="1"/>
-          <w:numId w:val="1012"/>
-        </w:numPr>
-        <w:pStyle w:val="Compact"/>
-      </w:pPr>
-      <w:r>
-        <w:t xml:space="preserve">Nom :</w:t>
-      </w:r>
-      <w:r>
-        <w:t xml:space="preserve"> </w:t>
-      </w:r>
-      <w:r>
-        <w:rPr>
-          <w:bCs/>
-          <w:b/>
-        </w:rPr>
-        <w:t xml:space="preserve">nomFichier</w:t>
-      </w:r>
-      <w:r>
-        <w:t xml:space="preserve">, puis tapez</w:t>
-      </w:r>
-      <w:r>
-        <w:t xml:space="preserve"> </w:t>
-      </w:r>
-      <w:r>
-        <w:rPr>
-          <w:rStyle w:val="VerbatimChar"/>
-        </w:rPr>
-        <w:t xml:space="preserve">.pdf</w:t>
-      </w:r>
-    </w:p>
-    <w:p>
-      <w:pPr>
-        <w:numPr>
-          <w:ilvl w:val="1"/>
-          <w:numId w:val="1012"/>
-        </w:numPr>
-        <w:pStyle w:val="Compact"/>
-      </w:pPr>
-      <w:r>
-        <w:t xml:space="preserve">Contenu :</w:t>
-      </w:r>
-      <w:r>
-        <w:t xml:space="preserve"> </w:t>
-      </w:r>
-      <w:r>
-        <w:rPr>
-          <w:bCs/>
-          <w:b/>
-        </w:rPr>
-        <w:t xml:space="preserve">Contenu du fichier</w:t>
-      </w:r>
-      <w:r>
-        <w:t xml:space="preserve"> </w:t>
-      </w:r>
-      <w:r>
-        <w:t xml:space="preserve">(de l’action 2)</w:t>
+        <w:t xml:space="preserve">Fichier :</w:t>
+      </w:r>
+      <w:r>
+        <w:t xml:space="preserve"> </w:t>
+      </w:r>
+      <w:r>
+        <w:rPr>
+          <w:bCs/>
+          <w:b/>
+        </w:rPr>
+        <w:t xml:space="preserve">Id</w:t>
+      </w:r>
+      <w:r>
+        <w:t xml:space="preserve"> </w:t>
+      </w:r>
+      <w:r>
+        <w:t xml:space="preserve">(de l’action 1)</w:t>
       </w:r>
     </w:p>
     <w:p>
       <w:pPr>
         <w:numPr>
           <w:ilvl w:val="0"/>
-          <w:numId w:val="1006"/>
-        </w:numPr>
-        <w:pStyle w:val="Compact"/>
-      </w:pPr>
-      <w:r>
-        <w:rPr>
-          <w:bCs/>
-          <w:b/>
-        </w:rPr>
-        <w:t xml:space="preserve">OneDrive Entreprise › Supprimer un fichier</w:t>
+          <w:numId w:val="1005"/>
+        </w:numPr>
+        <w:pStyle w:val="Compact"/>
+      </w:pPr>
+      <w:r>
+        <w:rPr>
+          <w:bCs/>
+          <w:b/>
+        </w:rPr>
+        <w:t xml:space="preserve">Power Apps › Répondre à une application ou à un flux Power Apps</w:t>
       </w:r>
     </w:p>
     <w:p>
@@ -1745,50 +1665,6 @@
         <w:pStyle w:val="Compact"/>
       </w:pPr>
       <w:r>
-        <w:t xml:space="preserve">Fichier :</w:t>
-      </w:r>
-      <w:r>
-        <w:t xml:space="preserve"> </w:t>
-      </w:r>
-      <w:r>
-        <w:rPr>
-          <w:bCs/>
-          <w:b/>
-        </w:rPr>
-        <w:t xml:space="preserve">Id</w:t>
-      </w:r>
-      <w:r>
-        <w:t xml:space="preserve"> </w:t>
-      </w:r>
-      <w:r>
-        <w:t xml:space="preserve">(de l’action 1)</w:t>
-      </w:r>
-    </w:p>
-    <w:p>
-      <w:pPr>
-        <w:numPr>
-          <w:ilvl w:val="0"/>
-          <w:numId w:val="1006"/>
-        </w:numPr>
-        <w:pStyle w:val="Compact"/>
-      </w:pPr>
-      <w:r>
-        <w:rPr>
-          <w:bCs/>
-          <w:b/>
-        </w:rPr>
-        <w:t xml:space="preserve">Power Apps › Répondre à une application ou à un flux Power Apps</w:t>
-      </w:r>
-    </w:p>
-    <w:p>
-      <w:pPr>
-        <w:numPr>
-          <w:ilvl w:val="1"/>
-          <w:numId w:val="1014"/>
-        </w:numPr>
-        <w:pStyle w:val="Compact"/>
-      </w:pPr>
-      <w:r>
         <w:t xml:space="preserve">Sortie</w:t>
       </w:r>
       <w:r>
@@ -1874,22 +1750,139 @@
       <w:pPr>
         <w:numPr>
           <w:ilvl w:val="0"/>
+          <w:numId w:val="1014"/>
+        </w:numPr>
+        <w:pStyle w:val="Compact"/>
+      </w:pPr>
+      <w:r>
+        <w:t xml:space="preserve">Dans le volet</w:t>
+      </w:r>
+      <w:r>
+        <w:t xml:space="preserve"> </w:t>
+      </w:r>
+      <w:r>
+        <w:rPr>
+          <w:bCs/>
+          <w:b/>
+        </w:rPr>
+        <w:t xml:space="preserve">Power Automate</w:t>
+      </w:r>
+      <w:r>
+        <w:t xml:space="preserve"> </w:t>
+      </w:r>
+      <w:r>
+        <w:t xml:space="preserve">:</w:t>
+      </w:r>
+      <w:r>
+        <w:t xml:space="preserve"> </w:t>
+      </w:r>
+      <w:r>
+        <w:rPr>
+          <w:bCs/>
+          <w:b/>
+        </w:rPr>
+        <w:t xml:space="preserve">+ Ajouter un flux</w:t>
+      </w:r>
+      <w:r>
+        <w:t xml:space="preserve">, puis</w:t>
+      </w:r>
+      <w:r>
+        <w:t xml:space="preserve"> </w:t>
+      </w:r>
+      <w:r>
+        <w:rPr>
+          <w:bCs/>
+          <w:b/>
+        </w:rPr>
+        <w:t xml:space="preserve">GenererPDFAppreciation</w:t>
+      </w:r>
+      <w:r>
+        <w:t xml:space="preserve">. Si le flux était déjà ajouté :</w:t>
+      </w:r>
+      <w:r>
+        <w:t xml:space="preserve"> </w:t>
+      </w:r>
+      <w:r>
+        <w:rPr>
+          <w:bCs/>
+          <w:b/>
+        </w:rPr>
+        <w:t xml:space="preserve">… › Actualiser</w:t>
+      </w:r>
+      <w:r>
+        <w:t xml:space="preserve">.</w:t>
+      </w:r>
+    </w:p>
+    <w:p>
+      <w:pPr>
+        <w:numPr>
+          <w:ilvl w:val="0"/>
+          <w:numId w:val="1014"/>
+        </w:numPr>
+        <w:pStyle w:val="Compact"/>
+      </w:pPr>
+      <w:r>
+        <w:rPr>
+          <w:bCs/>
+          <w:b/>
+        </w:rPr>
+        <w:t xml:space="preserve">btnApercuPDF.OnSelect</w:t>
+      </w:r>
+      <w:r>
+        <w:t xml:space="preserve"> </w:t>
+      </w:r>
+      <w:r>
+        <w:t xml:space="preserve">: collez</w:t>
+      </w:r>
+      <w:r>
+        <w:t xml:space="preserve"> </w:t>
+      </w:r>
+      <w:r>
+        <w:rPr>
+          <w:rStyle w:val="VerbatimChar"/>
+        </w:rPr>
+        <w:t xml:space="preserve">btnApercuPDF-OnSelect.txt</w:t>
+      </w:r>
+      <w:r>
+        <w:t xml:space="preserve">.</w:t>
+      </w:r>
+    </w:p>
+    <w:p>
+      <w:pPr>
+        <w:numPr>
+          <w:ilvl w:val="0"/>
+          <w:numId w:val="1014"/>
+        </w:numPr>
+        <w:pStyle w:val="Compact"/>
+      </w:pPr>
+      <w:r>
+        <w:rPr>
+          <w:bCs/>
+          <w:b/>
+        </w:rPr>
+        <w:t xml:space="preserve">btnOuvrirPDF</w:t>
+      </w:r>
+      <w:r>
+        <w:t xml:space="preserve"> </w:t>
+      </w:r>
+      <w:r>
+        <w:t xml:space="preserve">(copie de btnApercuPDF) :</w:t>
+      </w:r>
+    </w:p>
+    <w:p>
+      <w:pPr>
+        <w:numPr>
+          <w:ilvl w:val="1"/>
           <w:numId w:val="1015"/>
         </w:numPr>
         <w:pStyle w:val="Compact"/>
       </w:pPr>
       <w:r>
-        <w:t xml:space="preserve">Dans le volet</w:t>
-      </w:r>
-      <w:r>
-        <w:t xml:space="preserve"> </w:t>
-      </w:r>
-      <w:r>
-        <w:rPr>
-          <w:bCs/>
-          <w:b/>
-        </w:rPr>
-        <w:t xml:space="preserve">Power Automate</w:t>
+        <w:rPr>
+          <w:bCs/>
+          <w:b/>
+        </w:rPr>
+        <w:t xml:space="preserve">Text</w:t>
       </w:r>
       <w:r>
         <w:t xml:space="preserve"> </w:t>
@@ -1902,288 +1895,78 @@
       </w:r>
       <w:r>
         <w:rPr>
-          <w:bCs/>
-          <w:b/>
-        </w:rPr>
-        <w:t xml:space="preserve">+ Ajouter un flux</w:t>
-      </w:r>
-      <w:r>
-        <w:t xml:space="preserve">, puis</w:t>
-      </w:r>
-      <w:r>
-        <w:t xml:space="preserve"> </w:t>
-      </w:r>
-      <w:r>
-        <w:rPr>
-          <w:bCs/>
-          <w:b/>
-        </w:rPr>
-        <w:t xml:space="preserve">GenererPDFAppreciation</w:t>
-      </w:r>
-      <w:r>
-        <w:t xml:space="preserve">. Si le flux était déjà ajouté :</w:t>
-      </w:r>
-      <w:r>
-        <w:t xml:space="preserve"> </w:t>
-      </w:r>
-      <w:r>
-        <w:rPr>
-          <w:bCs/>
-          <w:b/>
-        </w:rPr>
-        <w:t xml:space="preserve">… › Actualiser</w:t>
-      </w:r>
-      <w:r>
-        <w:t xml:space="preserve">.</w:t>
+          <w:rStyle w:val="VerbatimChar"/>
+        </w:rPr>
+        <w:t xml:space="preserve">"📄 Ouvrir le PDF"</w:t>
+      </w:r>
+    </w:p>
+    <w:p>
+      <w:pPr>
+        <w:numPr>
+          <w:ilvl w:val="1"/>
+          <w:numId w:val="1015"/>
+        </w:numPr>
+        <w:pStyle w:val="Compact"/>
+      </w:pPr>
+      <w:r>
+        <w:rPr>
+          <w:bCs/>
+          <w:b/>
+        </w:rPr>
+        <w:t xml:space="preserve">Visible</w:t>
+      </w:r>
+      <w:r>
+        <w:t xml:space="preserve"> </w:t>
+      </w:r>
+      <w:r>
+        <w:t xml:space="preserve">:</w:t>
+      </w:r>
+      <w:r>
+        <w:t xml:space="preserve"> </w:t>
+      </w:r>
+      <w:r>
+        <w:rPr>
+          <w:rStyle w:val="VerbatimChar"/>
+        </w:rPr>
+        <w:t xml:space="preserve">!IsBlank(varLienPDF)</w:t>
+      </w:r>
+    </w:p>
+    <w:p>
+      <w:pPr>
+        <w:numPr>
+          <w:ilvl w:val="1"/>
+          <w:numId w:val="1015"/>
+        </w:numPr>
+        <w:pStyle w:val="Compact"/>
+      </w:pPr>
+      <w:r>
+        <w:rPr>
+          <w:bCs/>
+          <w:b/>
+        </w:rPr>
+        <w:t xml:space="preserve">OnSelect</w:t>
+      </w:r>
+      <w:r>
+        <w:t xml:space="preserve"> </w:t>
+      </w:r>
+      <w:r>
+        <w:t xml:space="preserve">:</w:t>
+      </w:r>
+      <w:r>
+        <w:t xml:space="preserve"> </w:t>
+      </w:r>
+      <w:r>
+        <w:rPr>
+          <w:rStyle w:val="VerbatimChar"/>
+        </w:rPr>
+        <w:t xml:space="preserve">Launch(varLienPDF)</w:t>
       </w:r>
     </w:p>
     <w:p>
       <w:pPr>
         <w:numPr>
           <w:ilvl w:val="0"/>
-          <w:numId w:val="1015"/>
-        </w:numPr>
-        <w:pStyle w:val="Compact"/>
-      </w:pPr>
-      <w:r>
-        <w:rPr>
-          <w:bCs/>
-          <w:b/>
-        </w:rPr>
-        <w:t xml:space="preserve">btnApercuPDF.OnSelect</w:t>
-      </w:r>
-      <w:r>
-        <w:t xml:space="preserve"> </w:t>
-      </w:r>
-      <w:r>
-        <w:t xml:space="preserve">: collez</w:t>
-      </w:r>
-      <w:r>
-        <w:t xml:space="preserve"> </w:t>
-      </w:r>
-      <w:r>
-        <w:rPr>
-          <w:rStyle w:val="VerbatimChar"/>
-        </w:rPr>
-        <w:t xml:space="preserve">btnApercuPDF-OnSelect.txt</w:t>
-      </w:r>
-      <w:r>
-        <w:t xml:space="preserve">.</w:t>
-      </w:r>
-    </w:p>
-    <w:p>
-      <w:pPr>
-        <w:numPr>
-          <w:ilvl w:val="0"/>
-          <w:numId w:val="1015"/>
-        </w:numPr>
-        <w:pStyle w:val="Compact"/>
-      </w:pPr>
-      <w:r>
-        <w:rPr>
-          <w:bCs/>
-          <w:b/>
-        </w:rPr>
-        <w:t xml:space="preserve">btnImprimer</w:t>
-      </w:r>
-      <w:r>
-        <w:t xml:space="preserve"> </w:t>
-      </w:r>
-      <w:r>
-        <w:t xml:space="preserve">(onglet Plan) :</w:t>
-      </w:r>
-    </w:p>
-    <w:p>
-      <w:pPr>
-        <w:numPr>
-          <w:ilvl w:val="1"/>
-          <w:numId w:val="1016"/>
-        </w:numPr>
-        <w:pStyle w:val="Compact"/>
-      </w:pPr>
-      <w:r>
-        <w:rPr>
-          <w:bCs/>
-          <w:b/>
-        </w:rPr>
-        <w:t xml:space="preserve">OnSelect</w:t>
-      </w:r>
-      <w:r>
-        <w:t xml:space="preserve"> </w:t>
-      </w:r>
-      <w:r>
-        <w:t xml:space="preserve">: collez</w:t>
-      </w:r>
-      <w:r>
-        <w:t xml:space="preserve"> </w:t>
-      </w:r>
-      <w:r>
-        <w:rPr>
-          <w:rStyle w:val="VerbatimChar"/>
-        </w:rPr>
-        <w:t xml:space="preserve">btnImprimer-Plan-OnSelect.txt</w:t>
-      </w:r>
-      <w:r>
-        <w:t xml:space="preserve"> </w:t>
-      </w:r>
-      <w:r>
-        <w:t xml:space="preserve">;</w:t>
-      </w:r>
-    </w:p>
-    <w:p>
-      <w:pPr>
-        <w:numPr>
-          <w:ilvl w:val="1"/>
-          <w:numId w:val="1016"/>
-        </w:numPr>
-        <w:pStyle w:val="Compact"/>
-      </w:pPr>
-      <w:r>
-        <w:rPr>
-          <w:bCs/>
-          <w:b/>
-        </w:rPr>
-        <w:t xml:space="preserve">Text</w:t>
-      </w:r>
-      <w:r>
-        <w:t xml:space="preserve"> </w:t>
-      </w:r>
-      <w:r>
-        <w:t xml:space="preserve">:</w:t>
-      </w:r>
-      <w:r>
-        <w:t xml:space="preserve"> </w:t>
-      </w:r>
-      <w:r>
-        <w:rPr>
-          <w:rStyle w:val="VerbatimChar"/>
-        </w:rPr>
-        <w:t xml:space="preserve">"🖨️ Créer le PDF du plan"</w:t>
-      </w:r>
-      <w:r>
-        <w:t xml:space="preserve">.</w:t>
-      </w:r>
-    </w:p>
-    <w:p>
-      <w:pPr>
-        <w:numPr>
-          <w:ilvl w:val="0"/>
-          <w:numId w:val="1015"/>
-        </w:numPr>
-        <w:pStyle w:val="Compact"/>
-      </w:pPr>
-      <w:r>
-        <w:rPr>
-          <w:bCs/>
-          <w:b/>
-        </w:rPr>
-        <w:t xml:space="preserve">btnOuvrirPDF</w:t>
-      </w:r>
-      <w:r>
-        <w:t xml:space="preserve"> </w:t>
-      </w:r>
-      <w:r>
-        <w:t xml:space="preserve">(copie de btnApercuPDF) :</w:t>
-      </w:r>
-    </w:p>
-    <w:p>
-      <w:pPr>
-        <w:numPr>
-          <w:ilvl w:val="1"/>
-          <w:numId w:val="1017"/>
-        </w:numPr>
-        <w:pStyle w:val="Compact"/>
-      </w:pPr>
-      <w:r>
-        <w:rPr>
-          <w:bCs/>
-          <w:b/>
-        </w:rPr>
-        <w:t xml:space="preserve">Text</w:t>
-      </w:r>
-      <w:r>
-        <w:t xml:space="preserve"> </w:t>
-      </w:r>
-      <w:r>
-        <w:t xml:space="preserve">:</w:t>
-      </w:r>
-      <w:r>
-        <w:t xml:space="preserve"> </w:t>
-      </w:r>
-      <w:r>
-        <w:rPr>
-          <w:rStyle w:val="VerbatimChar"/>
-        </w:rPr>
-        <w:t xml:space="preserve">"📄 Ouvrir le PDF"</w:t>
-      </w:r>
-    </w:p>
-    <w:p>
-      <w:pPr>
-        <w:numPr>
-          <w:ilvl w:val="1"/>
-          <w:numId w:val="1017"/>
-        </w:numPr>
-        <w:pStyle w:val="Compact"/>
-      </w:pPr>
-      <w:r>
-        <w:rPr>
-          <w:bCs/>
-          <w:b/>
-        </w:rPr>
-        <w:t xml:space="preserve">Visible</w:t>
-      </w:r>
-      <w:r>
-        <w:t xml:space="preserve"> </w:t>
-      </w:r>
-      <w:r>
-        <w:t xml:space="preserve">:</w:t>
-      </w:r>
-      <w:r>
-        <w:t xml:space="preserve"> </w:t>
-      </w:r>
-      <w:r>
-        <w:rPr>
-          <w:rStyle w:val="VerbatimChar"/>
-        </w:rPr>
-        <w:t xml:space="preserve">!IsBlank(varLienPDF)</w:t>
-      </w:r>
-    </w:p>
-    <w:p>
-      <w:pPr>
-        <w:numPr>
-          <w:ilvl w:val="1"/>
-          <w:numId w:val="1017"/>
-        </w:numPr>
-        <w:pStyle w:val="Compact"/>
-      </w:pPr>
-      <w:r>
-        <w:rPr>
-          <w:bCs/>
-          <w:b/>
-        </w:rPr>
-        <w:t xml:space="preserve">OnSelect</w:t>
-      </w:r>
-      <w:r>
-        <w:t xml:space="preserve"> </w:t>
-      </w:r>
-      <w:r>
-        <w:t xml:space="preserve">:</w:t>
-      </w:r>
-      <w:r>
-        <w:t xml:space="preserve"> </w:t>
-      </w:r>
-      <w:r>
-        <w:rPr>
-          <w:rStyle w:val="VerbatimChar"/>
-        </w:rPr>
-        <w:t xml:space="preserve">Launch(varLienPDF)</w:t>
-      </w:r>
-    </w:p>
-    <w:p>
-      <w:pPr>
-        <w:numPr>
-          <w:ilvl w:val="0"/>
-          <w:numId w:val="1015"/>
+          <w:numId w:val="1014"/>
         </w:numPr>
         <w:pStyle w:val="Compact"/>
       </w:pPr>
@@ -2442,40 +2225,31 @@
               <w:jc w:val="left"/>
             </w:pPr>
             <w:r>
-              <w:t xml:space="preserve">4</w:t>
-            </w:r>
-          </w:p>
-        </w:tc>
-        <w:tc>
-          <w:tcPr/>
-          <w:p>
-            <w:pPr>
-              <w:pStyle w:val="Compact"/>
-              <w:jc w:val="left"/>
-            </w:pPr>
-            <w:r>
-              <w:t xml:space="preserve">Créer le PDF du plan</w:t>
-            </w:r>
-          </w:p>
-        </w:tc>
-        <w:tc>
-          <w:tcPr/>
-          <w:p>
-            <w:pPr>
-              <w:pStyle w:val="Compact"/>
-              <w:jc w:val="left"/>
-            </w:pPr>
-            <w:r>
-              <w:t xml:space="preserve">Pièce jointe</w:t>
-            </w:r>
-            <w:r>
-              <w:t xml:space="preserve"> </w:t>
-            </w:r>
-            <w:r>
-              <w:rPr>
-                <w:rStyle w:val="VerbatimChar"/>
-              </w:rPr>
-              <w:t xml:space="preserve">Plan_developpement_dossierN.pdf</w:t>
+              <w:t xml:space="preserve">5</w:t>
+            </w:r>
+          </w:p>
+        </w:tc>
+        <w:tc>
+          <w:tcPr/>
+          <w:p>
+            <w:pPr>
+              <w:pStyle w:val="Compact"/>
+              <w:jc w:val="left"/>
+            </w:pPr>
+            <w:r>
+              <w:t xml:space="preserve">Mes dossiers › 📄 PDF</w:t>
+            </w:r>
+          </w:p>
+        </w:tc>
+        <w:tc>
+          <w:tcPr/>
+          <w:p>
+            <w:pPr>
+              <w:pStyle w:val="Compact"/>
+              <w:jc w:val="left"/>
+            </w:pPr>
+            <w:r>
+              <w:t xml:space="preserve">Le PDF s’ouvre</w:t>
             </w:r>
           </w:p>
         </w:tc>
@@ -2489,31 +2263,31 @@
               <w:jc w:val="left"/>
             </w:pPr>
             <w:r>
-              <w:t xml:space="preserve">5</w:t>
-            </w:r>
-          </w:p>
-        </w:tc>
-        <w:tc>
-          <w:tcPr/>
-          <w:p>
-            <w:pPr>
-              <w:pStyle w:val="Compact"/>
-              <w:jc w:val="left"/>
-            </w:pPr>
-            <w:r>
-              <w:t xml:space="preserve">Mes dossiers › 📄 PDF</w:t>
-            </w:r>
-          </w:p>
-        </w:tc>
-        <w:tc>
-          <w:tcPr/>
-          <w:p>
-            <w:pPr>
-              <w:pStyle w:val="Compact"/>
-              <w:jc w:val="left"/>
-            </w:pPr>
-            <w:r>
-              <w:t xml:space="preserve">Le PDF s’ouvre</w:t>
+              <w:t xml:space="preserve">6</w:t>
+            </w:r>
+          </w:p>
+        </w:tc>
+        <w:tc>
+          <w:tcPr/>
+          <w:p>
+            <w:pPr>
+              <w:pStyle w:val="Compact"/>
+              <w:jc w:val="left"/>
+            </w:pPr>
+            <w:r>
+              <w:t xml:space="preserve">Un collègue sans lien</w:t>
+            </w:r>
+          </w:p>
+        </w:tc>
+        <w:tc>
+          <w:tcPr/>
+          <w:p>
+            <w:pPr>
+              <w:pStyle w:val="Compact"/>
+              <w:jc w:val="left"/>
+            </w:pPr>
+            <w:r>
+              <w:t xml:space="preserve">Aucun accès au dossier ni au PDF</w:t>
             </w:r>
           </w:p>
         </w:tc>
@@ -2527,44 +2301,6 @@
               <w:jc w:val="left"/>
             </w:pPr>
             <w:r>
-              <w:t xml:space="preserve">6</w:t>
-            </w:r>
-          </w:p>
-        </w:tc>
-        <w:tc>
-          <w:tcPr/>
-          <w:p>
-            <w:pPr>
-              <w:pStyle w:val="Compact"/>
-              <w:jc w:val="left"/>
-            </w:pPr>
-            <w:r>
-              <w:t xml:space="preserve">Un collègue sans lien</w:t>
-            </w:r>
-          </w:p>
-        </w:tc>
-        <w:tc>
-          <w:tcPr/>
-          <w:p>
-            <w:pPr>
-              <w:pStyle w:val="Compact"/>
-              <w:jc w:val="left"/>
-            </w:pPr>
-            <w:r>
-              <w:t xml:space="preserve">Aucun accès au dossier ni au PDF</w:t>
-            </w:r>
-          </w:p>
-        </w:tc>
-      </w:tr>
-      <w:tr>
-        <w:tc>
-          <w:tcPr/>
-          <w:p>
-            <w:pPr>
-              <w:pStyle w:val="Compact"/>
-              <w:jc w:val="left"/>
-            </w:pPr>
-            <w:r>
               <w:t xml:space="preserve">7</w:t>
             </w:r>
           </w:p>
@@ -2630,7 +2366,7 @@
       <w:pPr>
         <w:numPr>
           <w:ilvl w:val="0"/>
-          <w:numId w:val="1018"/>
+          <w:numId w:val="1016"/>
         </w:numPr>
         <w:pStyle w:val="Compact"/>
       </w:pPr>
@@ -2683,7 +2419,7 @@
       <w:pPr>
         <w:numPr>
           <w:ilvl w:val="0"/>
-          <w:numId w:val="1018"/>
+          <w:numId w:val="1016"/>
         </w:numPr>
         <w:pStyle w:val="Compact"/>
       </w:pPr>
@@ -2698,7 +2434,7 @@
         <w:t xml:space="preserve"> </w:t>
       </w:r>
       <w:r>
-        <w:t xml:space="preserve">: n’utilisez jamais « fr-CA » dans les formules. Les deux formules fournies n’en contiennent pas.</w:t>
+        <w:t xml:space="preserve">: n’utilisez jamais « fr-CA » dans les formules. La formule fournie n’en contient pas.</w:t>
       </w:r>
     </w:p>
     <w:bookmarkEnd w:id="24"/>
@@ -2715,7 +2451,7 @@
       <w:pPr>
         <w:numPr>
           <w:ilvl w:val="0"/>
-          <w:numId w:val="1019"/>
+          <w:numId w:val="1017"/>
         </w:numPr>
         <w:pStyle w:val="Compact"/>
       </w:pPr>
@@ -2737,7 +2473,7 @@
       <w:pPr>
         <w:numPr>
           <w:ilvl w:val="0"/>
-          <w:numId w:val="1019"/>
+          <w:numId w:val="1017"/>
         </w:numPr>
         <w:pStyle w:val="Compact"/>
       </w:pPr>
@@ -2759,7 +2495,7 @@
       <w:pPr>
         <w:numPr>
           <w:ilvl w:val="0"/>
-          <w:numId w:val="1019"/>
+          <w:numId w:val="1017"/>
         </w:numPr>
         <w:pStyle w:val="Compact"/>
       </w:pPr>
@@ -3055,7 +2791,34 @@
     <w:abstractNumId w:val="991"/>
   </w:num>
   <w:num w:numId="1003">
-    <w:abstractNumId w:val="991"/>
+    <w:abstractNumId w:val="99411"/>
+    <w:lvlOverride w:ilvl="0">
+      <w:startOverride w:val="1"/>
+    </w:lvlOverride>
+    <w:lvlOverride w:ilvl="1">
+      <w:startOverride w:val="1"/>
+    </w:lvlOverride>
+    <w:lvlOverride w:ilvl="2">
+      <w:startOverride w:val="1"/>
+    </w:lvlOverride>
+    <w:lvlOverride w:ilvl="3">
+      <w:startOverride w:val="1"/>
+    </w:lvlOverride>
+    <w:lvlOverride w:ilvl="4">
+      <w:startOverride w:val="1"/>
+    </w:lvlOverride>
+    <w:lvlOverride w:ilvl="5">
+      <w:startOverride w:val="1"/>
+    </w:lvlOverride>
+    <w:lvlOverride w:ilvl="6">
+      <w:startOverride w:val="1"/>
+    </w:lvlOverride>
+    <w:lvlOverride w:ilvl="7">
+      <w:startOverride w:val="1"/>
+    </w:lvlOverride>
+    <w:lvlOverride w:ilvl="8">
+      <w:startOverride w:val="1"/>
+    </w:lvlOverride>
   </w:num>
   <w:num w:numId="1004">
     <w:abstractNumId w:val="99411"/>
@@ -3118,6 +2881,30 @@
     </w:lvlOverride>
   </w:num>
   <w:num w:numId="1006">
+    <w:abstractNumId w:val="991"/>
+  </w:num>
+  <w:num w:numId="1007">
+    <w:abstractNumId w:val="991"/>
+  </w:num>
+  <w:num w:numId="1008">
+    <w:abstractNumId w:val="991"/>
+  </w:num>
+  <w:num w:numId="1009">
+    <w:abstractNumId w:val="991"/>
+  </w:num>
+  <w:num w:numId="1010">
+    <w:abstractNumId w:val="991"/>
+  </w:num>
+  <w:num w:numId="1011">
+    <w:abstractNumId w:val="991"/>
+  </w:num>
+  <w:num w:numId="1012">
+    <w:abstractNumId w:val="991"/>
+  </w:num>
+  <w:num w:numId="1013">
+    <w:abstractNumId w:val="991"/>
+  </w:num>
+  <w:num w:numId="1014">
     <w:abstractNumId w:val="99411"/>
     <w:lvlOverride w:ilvl="0">
       <w:startOverride w:val="1"/>
@@ -3147,70 +2934,13 @@
       <w:startOverride w:val="1"/>
     </w:lvlOverride>
   </w:num>
-  <w:num w:numId="1007">
+  <w:num w:numId="1015">
     <w:abstractNumId w:val="991"/>
-  </w:num>
-  <w:num w:numId="1008">
-    <w:abstractNumId w:val="991"/>
-  </w:num>
-  <w:num w:numId="1009">
-    <w:abstractNumId w:val="991"/>
-  </w:num>
-  <w:num w:numId="1010">
-    <w:abstractNumId w:val="991"/>
-  </w:num>
-  <w:num w:numId="1011">
-    <w:abstractNumId w:val="991"/>
-  </w:num>
-  <w:num w:numId="1012">
-    <w:abstractNumId w:val="991"/>
-  </w:num>
-  <w:num w:numId="1013">
-    <w:abstractNumId w:val="991"/>
-  </w:num>
-  <w:num w:numId="1014">
-    <w:abstractNumId w:val="991"/>
-  </w:num>
-  <w:num w:numId="1015">
-    <w:abstractNumId w:val="99411"/>
-    <w:lvlOverride w:ilvl="0">
-      <w:startOverride w:val="1"/>
-    </w:lvlOverride>
-    <w:lvlOverride w:ilvl="1">
-      <w:startOverride w:val="1"/>
-    </w:lvlOverride>
-    <w:lvlOverride w:ilvl="2">
-      <w:startOverride w:val="1"/>
-    </w:lvlOverride>
-    <w:lvlOverride w:ilvl="3">
-      <w:startOverride w:val="1"/>
-    </w:lvlOverride>
-    <w:lvlOverride w:ilvl="4">
-      <w:startOverride w:val="1"/>
-    </w:lvlOverride>
-    <w:lvlOverride w:ilvl="5">
-      <w:startOverride w:val="1"/>
-    </w:lvlOverride>
-    <w:lvlOverride w:ilvl="6">
-      <w:startOverride w:val="1"/>
-    </w:lvlOverride>
-    <w:lvlOverride w:ilvl="7">
-      <w:startOverride w:val="1"/>
-    </w:lvlOverride>
-    <w:lvlOverride w:ilvl="8">
-      <w:startOverride w:val="1"/>
-    </w:lvlOverride>
   </w:num>
   <w:num w:numId="1016">
     <w:abstractNumId w:val="991"/>
   </w:num>
   <w:num w:numId="1017">
-    <w:abstractNumId w:val="991"/>
-  </w:num>
-  <w:num w:numId="1018">
-    <w:abstractNumId w:val="991"/>
-  </w:num>
-  <w:num w:numId="1019">
     <w:abstractNumId w:val="991"/>
   </w:num>
 </w:numbering>

--- a/powerapps/GUIDE-PDF-APPRECIATION.docx
+++ b/powerapps/GUIDE-PDF-APPRECIATION.docx
@@ -39,6 +39,48 @@
         <w:pStyle w:val="Subtitle"/>
       </w:pPr>
       <w:r>
+        <w:t xml:space="preserve">VERSION</w:t>
+      </w:r>
+      <w:r>
+        <w:t xml:space="preserve"> </w:t>
+      </w:r>
+      <w:r>
+        <w:t xml:space="preserve">FINALE</w:t>
+      </w:r>
+      <w:r>
+        <w:t xml:space="preserve"> </w:t>
+      </w:r>
+      <w:r>
+        <w:t xml:space="preserve">—</w:t>
+      </w:r>
+      <w:r>
+        <w:t xml:space="preserve"> </w:t>
+      </w:r>
+      <w:r>
+        <w:t xml:space="preserve">28</w:t>
+      </w:r>
+      <w:r>
+        <w:t xml:space="preserve"> </w:t>
+      </w:r>
+      <w:r>
+        <w:t xml:space="preserve">octobre</w:t>
+      </w:r>
+      <w:r>
+        <w:t xml:space="preserve"> </w:t>
+      </w:r>
+      <w:r>
+        <w:t xml:space="preserve">2026</w:t>
+      </w:r>
+      <w:r>
+        <w:t xml:space="preserve"> </w:t>
+      </w:r>
+      <w:r>
+        <w:t xml:space="preserve">·</w:t>
+      </w:r>
+      <w:r>
+        <w:t xml:space="preserve"> </w:t>
+      </w:r>
+      <w:r>
         <w:t xml:space="preserve">Application</w:t>
       </w:r>
       <w:r>
@@ -88,42 +130,6 @@
       </w:r>
       <w:r>
         <w:t xml:space="preserve">»</w:t>
-      </w:r>
-      <w:r>
-        <w:t xml:space="preserve"> </w:t>
-      </w:r>
-      <w:r>
-        <w:t xml:space="preserve">—</w:t>
-      </w:r>
-      <w:r>
-        <w:t xml:space="preserve"> </w:t>
-      </w:r>
-      <w:r>
-        <w:t xml:space="preserve">version</w:t>
-      </w:r>
-      <w:r>
-        <w:t xml:space="preserve"> </w:t>
-      </w:r>
-      <w:r>
-        <w:t xml:space="preserve">du</w:t>
-      </w:r>
-      <w:r>
-        <w:t xml:space="preserve"> </w:t>
-      </w:r>
-      <w:r>
-        <w:t xml:space="preserve">28</w:t>
-      </w:r>
-      <w:r>
-        <w:t xml:space="preserve"> </w:t>
-      </w:r>
-      <w:r>
-        <w:t xml:space="preserve">octobre</w:t>
-      </w:r>
-      <w:r>
-        <w:t xml:space="preserve"> </w:t>
-      </w:r>
-      <w:r>
-        <w:t xml:space="preserve">2026</w:t>
       </w:r>
     </w:p>
     <w:bookmarkStart w:id="20" w:name="ce-que-vous-obtenez"/>
@@ -1696,23 +1702,35 @@
         <w:t xml:space="preserve"> </w:t>
       </w:r>
       <w:r>
-        <w:t xml:space="preserve">=</w:t>
-      </w:r>
-      <w:r>
-        <w:t xml:space="preserve"> </w:t>
-      </w:r>
-      <w:r>
-        <w:rPr>
-          <w:bCs/>
-          <w:b/>
-        </w:rPr>
-        <w:t xml:space="preserve">URI absolu</w:t>
-      </w:r>
-      <w:r>
-        <w:t xml:space="preserve"> </w:t>
-      </w:r>
-      <w:r>
-        <w:t xml:space="preserve">de « Ajouter PDF »</w:t>
+        <w:t xml:space="preserve">= expression (fx)</w:t>
+      </w:r>
+      <w:r>
+        <w:t xml:space="preserve"> </w:t>
+      </w:r>
+      <w:r>
+        <w:rPr>
+          <w:rStyle w:val="VerbatimChar"/>
+        </w:rPr>
+        <w:t xml:space="preserve">body('Ajouter_PDF')?['AbsoluteUri']</w:t>
+      </w:r>
+      <w:r>
+        <w:t xml:space="preserve"> </w:t>
+      </w:r>
+      <w:r>
+        <w:t xml:space="preserve">— elle doit apparaître comme une</w:t>
+      </w:r>
+      <w:r>
+        <w:t xml:space="preserve"> </w:t>
+      </w:r>
+      <w:r>
+        <w:rPr>
+          <w:bCs/>
+          <w:b/>
+        </w:rPr>
+        <w:t xml:space="preserve">pastille</w:t>
+      </w:r>
+      <w:r>
+        <w:t xml:space="preserve">, pas comme du texte</w:t>
       </w:r>
     </w:p>
     <w:p>
@@ -1970,6 +1988,16 @@
         </w:numPr>
         <w:pStyle w:val="Compact"/>
       </w:pPr>
+      <w:r>
+        <w:rPr>
+          <w:iCs/>
+          <w:i/>
+        </w:rPr>
+        <w:t xml:space="preserve">(Optionnel, plus tard)</w:t>
+      </w:r>
+      <w:r>
+        <w:t xml:space="preserve"> </w:t>
+      </w:r>
       <w:r>
         <w:rPr>
           <w:bCs/>
